--- a/server/assets/safeday/activity-record-template.docx
+++ b/server/assets/safeday/activity-record-template.docx
@@ -1016,24 +1016,10 @@
             </w:pPr>
             <w:r>
               <w:rPr>
-                <w:rFonts w:hint="default"/>
-                <w:lang w:val="en-US" w:eastAsia="zh-CN"/>
-              </w:rPr>
-              <w:t>{</w:t>
-            </w:r>
-            <w:r>
-              <w:rPr>
                 <w:rFonts w:hint="eastAsia"/>
                 <w:lang w:val="en-US" w:eastAsia="zh-CN"/>
               </w:rPr>
-              <w:t>活动内容</w:t>
-            </w:r>
-            <w:r>
-              <w:rPr>
-                <w:rFonts w:hint="default"/>
-                <w:lang w:val="en-US" w:eastAsia="zh-CN"/>
-              </w:rPr>
-              <w:t>}</w:t>
+              <w:t>{@活动内容}</w:t>
             </w:r>
           </w:p>
           <w:p>
@@ -1120,7 +1106,7 @@
                 <w:rFonts w:hint="default"/>
                 <w:lang w:val="en-US" w:eastAsia="zh-CN"/>
               </w:rPr>
-              <w:t>{结合本次内容复盘分析}</w:t>
+              <w:t>{@结合本次内容复盘分析}</w:t>
             </w:r>
           </w:p>
           <w:p>
@@ -1207,7 +1193,7 @@
                 <w:rFonts w:hint="default"/>
                 <w:lang w:val="en-US" w:eastAsia="zh-CN"/>
               </w:rPr>
-              <w:t>{结合实际岗位剖析内容}</w:t>
+              <w:t>{@结合实际岗位剖析内容}</w:t>
             </w:r>
           </w:p>
         </w:tc>

--- a/server/assets/safeday/activity-record-template.docx
+++ b/server/assets/safeday/activity-record-template.docx
@@ -866,6 +866,10 @@
               <w:keepLines w:val="0"/>
               <w:pageBreakBefore w:val="0"/>
               <w:widowControl w:val="0"/>
+              <w:numPr>
+                <w:ilvl w:val="0"/>
+                <w:numId w:val="0"/>
+              </w:numPr>
               <w:kinsoku/>
               <w:wordWrap/>
               <w:overflowPunct/>
@@ -875,114 +879,26 @@
               <w:bidi w:val="0"/>
               <w:adjustRightInd/>
               <w:snapToGrid/>
-              <w:spacing w:after="157" w:afterLines="50" w:line="360" w:lineRule="auto"/>
+              <w:spacing w:before="157" w:beforeLines="50" w:after="157" w:afterLines="50" w:line="360" w:lineRule="auto"/>
+              <w:ind w:firstLine="0" w:firstLineChars="0"/>
               <w:jc w:val="left"/>
               <w:textAlignment w:val="auto"/>
-              <w:rPr>
-                <w:rFonts w:hint="eastAsia" w:ascii="Calibri" w:hAnsi="Calibri" w:eastAsia="宋体" w:cs="Times New Roman"/>
-                <w:b/>
-                <w:bCs/>
-                <w:kern w:val="2"/>
-                <w:sz w:val="21"/>
-                <w:szCs w:val="21"/>
-                <w:u w:val="none"/>
-                <w:vertAlign w:val="baseline"/>
-                <w:lang w:val="en-US" w:eastAsia="zh-CN" w:bidi="ar-SA"/>
+              <w:outlineLvl w:val="9"/>
+              <w:rPr>
+                <w:rFonts w:hint="default"/>
+                <w:b/>
+                <w:bCs/>
+                <w:lang w:val="en-US" w:eastAsia="zh-CN"/>
               </w:rPr>
             </w:pPr>
             <w:r>
               <w:rPr>
-                <w:rFonts w:hint="eastAsia" w:ascii="Calibri" w:hAnsi="Calibri" w:eastAsia="宋体" w:cs="Times New Roman"/>
-                <w:b/>
-                <w:bCs/>
-                <w:kern w:val="2"/>
-                <w:sz w:val="21"/>
-                <w:szCs w:val="21"/>
-                <w:u w:val="none"/>
-                <w:vertAlign w:val="baseline"/>
-                <w:lang w:val="en-US" w:eastAsia="zh-CN" w:bidi="ar-SA"/>
-              </w:rPr>
-              <w:t>活动内容：</w:t>
-            </w:r>
-          </w:p>
-          <w:p>
-            <w:pPr>
-              <w:keepNext w:val="0"/>
-              <w:keepLines w:val="0"/>
-              <w:pageBreakBefore w:val="0"/>
-              <w:widowControl w:val="0"/>
-              <w:kinsoku/>
-              <w:wordWrap/>
-              <w:overflowPunct/>
-              <w:topLinePunct w:val="0"/>
-              <w:autoSpaceDE/>
-              <w:autoSpaceDN w:val="0"/>
-              <w:bidi w:val="0"/>
-              <w:adjustRightInd/>
-              <w:snapToGrid/>
-              <w:spacing w:after="157" w:afterLines="50" w:line="360" w:lineRule="auto"/>
-              <w:jc w:val="left"/>
-              <w:textAlignment w:val="auto"/>
-              <w:rPr>
-                <w:rFonts w:hint="eastAsia"/>
-                <w:lang w:val="en-US" w:eastAsia="zh-CN"/>
-              </w:rPr>
-            </w:pPr>
-            <w:r>
-              <w:rPr>
-                <w:rFonts w:hint="default" w:ascii="Calibri" w:hAnsi="Calibri" w:eastAsia="宋体" w:cs="Times New Roman"/>
-                <w:b/>
-                <w:bCs/>
-                <w:kern w:val="2"/>
-                <w:sz w:val="21"/>
-                <w:szCs w:val="21"/>
-                <w:u w:val="none"/>
-                <w:vertAlign w:val="baseline"/>
-                <w:lang w:val="en-US" w:eastAsia="zh-CN" w:bidi="ar-SA"/>
-              </w:rPr>
-              <w:t>{</w:t>
-            </w:r>
-            <w:r>
-              <w:rPr>
-                <w:rFonts w:hint="eastAsia" w:ascii="Calibri" w:hAnsi="Calibri" w:eastAsia="宋体" w:cs="Times New Roman"/>
-                <w:b/>
-                <w:bCs/>
-                <w:kern w:val="2"/>
-                <w:sz w:val="21"/>
-                <w:szCs w:val="21"/>
-                <w:u w:val="none"/>
-                <w:vertAlign w:val="baseline"/>
-                <w:lang w:val="en-US" w:eastAsia="zh-CN" w:bidi="ar-SA"/>
-              </w:rPr>
-              <w:t>主持人</w:t>
-            </w:r>
-            <w:r>
-              <w:rPr>
-                <w:rFonts w:hint="default" w:ascii="Calibri" w:hAnsi="Calibri" w:eastAsia="宋体" w:cs="Times New Roman"/>
-                <w:b/>
-                <w:bCs/>
-                <w:kern w:val="2"/>
-                <w:sz w:val="21"/>
-                <w:szCs w:val="21"/>
-                <w:u w:val="none"/>
-                <w:vertAlign w:val="baseline"/>
-                <w:lang w:val="en-US" w:eastAsia="zh-CN" w:bidi="ar-SA"/>
-              </w:rPr>
-              <w:t>}</w:t>
-            </w:r>
-            <w:r>
-              <w:rPr>
-                <w:rFonts w:hint="eastAsia" w:ascii="Calibri" w:hAnsi="Calibri" w:eastAsia="宋体" w:cs="Times New Roman"/>
-                <w:b/>
-                <w:bCs/>
-                <w:kern w:val="2"/>
-                <w:sz w:val="21"/>
-                <w:szCs w:val="21"/>
-                <w:u w:val="none"/>
-                <w:vertAlign w:val="baseline"/>
-                <w:lang w:val="en-US" w:eastAsia="zh-CN" w:bidi="ar-SA"/>
-              </w:rPr>
-              <w:t>：</w:t>
+                <w:rFonts w:hint="default"/>
+                <w:b/>
+                <w:bCs/>
+                <w:lang w:val="en-US" w:eastAsia="zh-CN"/>
+              </w:rPr>
+              <w:t>一、客观还原事故经过</w:t>
             </w:r>
           </w:p>
           <w:p>
@@ -1016,10 +932,10 @@
             </w:pPr>
             <w:r>
               <w:rPr>
-                <w:rFonts w:hint="eastAsia"/>
-                <w:lang w:val="en-US" w:eastAsia="zh-CN"/>
-              </w:rPr>
-              <w:t>{@活动内容}</w:t>
+                <w:rFonts w:hint="default"/>
+                <w:lang w:val="en-US" w:eastAsia="zh-CN"/>
+              </w:rPr>
+              <w:t>{@客观还原事故经过}</w:t>
             </w:r>
           </w:p>
           <w:p>
@@ -1060,16 +976,7 @@
                 <w:bCs/>
                 <w:lang w:val="en-US" w:eastAsia="zh-CN"/>
               </w:rPr>
-              <w:t>结合本次内容复盘分析</w:t>
-            </w:r>
-            <w:r>
-              <w:rPr>
-                <w:rFonts w:hint="eastAsia"/>
-                <w:b/>
-                <w:bCs/>
-                <w:lang w:val="en-US" w:eastAsia="zh-CN"/>
-              </w:rPr>
-              <w:t>：</w:t>
+              <w:t>二、分层剖析事故原因</w:t>
             </w:r>
           </w:p>
           <w:p>
@@ -1106,7 +1013,7 @@
                 <w:rFonts w:hint="default"/>
                 <w:lang w:val="en-US" w:eastAsia="zh-CN"/>
               </w:rPr>
-              <w:t>{@结合本次内容复盘分析}</w:t>
+              <w:t>{@分层剖析事故原因}</w:t>
             </w:r>
           </w:p>
           <w:p>
@@ -1147,16 +1054,7 @@
                 <w:bCs/>
                 <w:lang w:val="en-US" w:eastAsia="zh-CN"/>
               </w:rPr>
-              <w:t>结合实际岗位剖析内容</w:t>
-            </w:r>
-            <w:r>
-              <w:rPr>
-                <w:rFonts w:hint="eastAsia"/>
-                <w:b/>
-                <w:bCs/>
-                <w:lang w:val="en-US" w:eastAsia="zh-CN"/>
-              </w:rPr>
-              <w:t>：</w:t>
+              <w:t>三、对照自查举一反三</w:t>
             </w:r>
           </w:p>
           <w:p>
@@ -1193,7 +1091,241 @@
                 <w:rFonts w:hint="default"/>
                 <w:lang w:val="en-US" w:eastAsia="zh-CN"/>
               </w:rPr>
-              <w:t>{@结合实际岗位剖析内容}</w:t>
+              <w:t>{@对照自查举一反三}</w:t>
+            </w:r>
+          </w:p>
+          <w:p>
+            <w:pPr>
+              <w:keepNext w:val="0"/>
+              <w:keepLines w:val="0"/>
+              <w:pageBreakBefore w:val="0"/>
+              <w:widowControl w:val="0"/>
+              <w:numPr>
+                <w:ilvl w:val="0"/>
+                <w:numId w:val="0"/>
+              </w:numPr>
+              <w:kinsoku/>
+              <w:wordWrap/>
+              <w:overflowPunct/>
+              <w:topLinePunct w:val="0"/>
+              <w:autoSpaceDE/>
+              <w:autoSpaceDN w:val="0"/>
+              <w:bidi w:val="0"/>
+              <w:adjustRightInd/>
+              <w:snapToGrid/>
+              <w:spacing w:before="157" w:beforeLines="50" w:after="157" w:afterLines="50" w:line="360" w:lineRule="auto"/>
+              <w:ind w:firstLine="0" w:firstLineChars="0"/>
+              <w:jc w:val="left"/>
+              <w:textAlignment w:val="auto"/>
+              <w:outlineLvl w:val="9"/>
+              <w:rPr>
+                <w:rFonts w:hint="default"/>
+                <w:b/>
+                <w:bCs/>
+                <w:lang w:val="en-US" w:eastAsia="zh-CN"/>
+              </w:rPr>
+            </w:pPr>
+            <w:r>
+              <w:rPr>
+                <w:rFonts w:hint="default"/>
+                <w:b/>
+                <w:bCs/>
+                <w:lang w:val="en-US" w:eastAsia="zh-CN"/>
+              </w:rPr>
+              <w:t>四、制定整改清单</w:t>
+            </w:r>
+          </w:p>
+          <w:p>
+            <w:pPr>
+              <w:keepNext w:val="0"/>
+              <w:keepLines w:val="0"/>
+              <w:pageBreakBefore w:val="0"/>
+              <w:widowControl w:val="0"/>
+              <w:numPr>
+                <w:ilvl w:val="0"/>
+                <w:numId w:val="0"/>
+              </w:numPr>
+              <w:kinsoku/>
+              <w:wordWrap/>
+              <w:overflowPunct/>
+              <w:topLinePunct w:val="0"/>
+              <w:autoSpaceDE/>
+              <w:autoSpaceDN w:val="0"/>
+              <w:bidi w:val="0"/>
+              <w:adjustRightInd/>
+              <w:snapToGrid/>
+              <w:spacing w:line="240" w:lineRule="auto"/>
+              <w:ind w:firstLine="0" w:firstLineChars="0"/>
+              <w:jc w:val="left"/>
+              <w:textAlignment w:val="auto"/>
+              <w:outlineLvl w:val="9"/>
+              <w:rPr>
+                <w:rFonts w:hint="default"/>
+                <w:lang w:val="en-US" w:eastAsia="zh-CN"/>
+              </w:rPr>
+            </w:pPr>
+            <w:r>
+              <w:rPr>
+                <w:rFonts w:hint="default"/>
+                <w:lang w:val="en-US" w:eastAsia="zh-CN"/>
+              </w:rPr>
+              <w:t>{@制定整改清单}</w:t>
+            </w:r>
+          </w:p>
+          <w:p>
+            <w:pPr>
+              <w:keepNext w:val="0"/>
+              <w:keepLines w:val="0"/>
+              <w:pageBreakBefore w:val="0"/>
+              <w:widowControl w:val="0"/>
+              <w:numPr>
+                <w:ilvl w:val="0"/>
+                <w:numId w:val="0"/>
+              </w:numPr>
+              <w:kinsoku/>
+              <w:wordWrap/>
+              <w:overflowPunct/>
+              <w:topLinePunct w:val="0"/>
+              <w:autoSpaceDE/>
+              <w:autoSpaceDN w:val="0"/>
+              <w:bidi w:val="0"/>
+              <w:adjustRightInd/>
+              <w:snapToGrid/>
+              <w:spacing w:before="157" w:beforeLines="50" w:after="157" w:afterLines="50" w:line="360" w:lineRule="auto"/>
+              <w:ind w:firstLine="0" w:firstLineChars="0"/>
+              <w:jc w:val="left"/>
+              <w:textAlignment w:val="auto"/>
+              <w:outlineLvl w:val="9"/>
+              <w:rPr>
+                <w:rFonts w:hint="default"/>
+                <w:b/>
+                <w:bCs/>
+                <w:lang w:val="en-US" w:eastAsia="zh-CN"/>
+              </w:rPr>
+            </w:pPr>
+            <w:r>
+              <w:rPr>
+                <w:rFonts w:hint="default"/>
+                <w:b/>
+                <w:bCs/>
+                <w:lang w:val="en-US" w:eastAsia="zh-CN"/>
+              </w:rPr>
+              <w:t>五、讨论防范措施</w:t>
+            </w:r>
+          </w:p>
+          <w:p>
+            <w:pPr>
+              <w:keepNext w:val="0"/>
+              <w:keepLines w:val="0"/>
+              <w:pageBreakBefore w:val="0"/>
+              <w:widowControl w:val="0"/>
+              <w:numPr>
+                <w:ilvl w:val="0"/>
+                <w:numId w:val="0"/>
+              </w:numPr>
+              <w:kinsoku/>
+              <w:wordWrap/>
+              <w:overflowPunct/>
+              <w:topLinePunct w:val="0"/>
+              <w:autoSpaceDE/>
+              <w:autoSpaceDN w:val="0"/>
+              <w:bidi w:val="0"/>
+              <w:adjustRightInd/>
+              <w:snapToGrid/>
+              <w:spacing w:line="240" w:lineRule="auto"/>
+              <w:ind w:firstLine="0" w:firstLineChars="0"/>
+              <w:jc w:val="left"/>
+              <w:textAlignment w:val="auto"/>
+              <w:outlineLvl w:val="9"/>
+              <w:rPr>
+                <w:rFonts w:hint="default"/>
+                <w:lang w:val="en-US" w:eastAsia="zh-CN"/>
+              </w:rPr>
+            </w:pPr>
+            <w:r>
+              <w:rPr>
+                <w:rFonts w:hint="default"/>
+                <w:lang w:val="en-US" w:eastAsia="zh-CN"/>
+              </w:rPr>
+              <w:t>{@讨论防范措施}</w:t>
+            </w:r>
+          </w:p>
+          <w:p>
+            <w:pPr>
+              <w:keepNext w:val="0"/>
+              <w:keepLines w:val="0"/>
+              <w:pageBreakBefore w:val="0"/>
+              <w:widowControl w:val="0"/>
+              <w:numPr>
+                <w:ilvl w:val="0"/>
+                <w:numId w:val="0"/>
+              </w:numPr>
+              <w:kinsoku/>
+              <w:wordWrap/>
+              <w:overflowPunct/>
+              <w:topLinePunct w:val="0"/>
+              <w:autoSpaceDE/>
+              <w:autoSpaceDN w:val="0"/>
+              <w:bidi w:val="0"/>
+              <w:adjustRightInd/>
+              <w:snapToGrid/>
+              <w:spacing w:before="157" w:beforeLines="50" w:after="157" w:afterLines="50" w:line="360" w:lineRule="auto"/>
+              <w:ind w:firstLine="0" w:firstLineChars="0"/>
+              <w:jc w:val="left"/>
+              <w:textAlignment w:val="auto"/>
+              <w:outlineLvl w:val="9"/>
+              <w:rPr>
+                <w:rFonts w:hint="default"/>
+                <w:b/>
+                <w:bCs/>
+                <w:lang w:val="en-US" w:eastAsia="zh-CN"/>
+              </w:rPr>
+            </w:pPr>
+            <w:r>
+              <w:rPr>
+                <w:rFonts w:hint="default"/>
+                <w:b/>
+                <w:bCs/>
+                <w:lang w:val="en-US" w:eastAsia="zh-CN"/>
+              </w:rPr>
+              <w:t>六、定期督导检查防范措施落实情况和整改完成情况</w:t>
+            </w:r>
+          </w:p>
+          <w:p>
+            <w:pPr>
+              <w:keepNext w:val="0"/>
+              <w:keepLines w:val="0"/>
+              <w:pageBreakBefore w:val="0"/>
+              <w:widowControl w:val="0"/>
+              <w:numPr>
+                <w:ilvl w:val="0"/>
+                <w:numId w:val="0"/>
+              </w:numPr>
+              <w:kinsoku/>
+              <w:wordWrap/>
+              <w:overflowPunct/>
+              <w:topLinePunct w:val="0"/>
+              <w:autoSpaceDE/>
+              <w:autoSpaceDN w:val="0"/>
+              <w:bidi w:val="0"/>
+              <w:adjustRightInd/>
+              <w:snapToGrid/>
+              <w:spacing w:line="240" w:lineRule="auto"/>
+              <w:ind w:firstLine="0" w:firstLineChars="0"/>
+              <w:jc w:val="left"/>
+              <w:textAlignment w:val="auto"/>
+              <w:outlineLvl w:val="9"/>
+              <w:rPr>
+                <w:rFonts w:hint="default"/>
+                <w:lang w:val="en-US" w:eastAsia="zh-CN"/>
+              </w:rPr>
+            </w:pPr>
+            <w:r>
+              <w:rPr>
+                <w:rFonts w:hint="default"/>
+                <w:lang w:val="en-US" w:eastAsia="zh-CN"/>
+              </w:rPr>
+              <w:t>{@定期督导检查防范措施落实情况和整改完成情况}</w:t>
             </w:r>
           </w:p>
         </w:tc>
